--- a/Mau_Bao_Cao.docx
+++ b/Mau_Bao_Cao.docx
@@ -468,7 +468,23 @@
           <w:sz w:val="24"/>
           <w:szCs w:val="24"/>
         </w:rPr>
-        <w:t>{%p for map in gas_maps %}</w:t>
+        <w:t>{%</w:t>
+      </w:r>
+      <w:r>
+        <w:rPr>
+          <w:rFonts w:ascii="SimSun" w:eastAsia="SimSun" w:hAnsi="SimSun" w:cs="SimSun"/>
+          <w:sz w:val="24"/>
+          <w:szCs w:val="24"/>
+        </w:rPr>
+        <w:t xml:space="preserve"> </w:t>
+      </w:r>
+      <w:r>
+        <w:rPr>
+          <w:rFonts w:ascii="SimSun" w:eastAsia="SimSun" w:hAnsi="SimSun" w:cs="SimSun"/>
+          <w:sz w:val="24"/>
+          <w:szCs w:val="24"/>
+        </w:rPr>
+        <w:t>p for map in gas_maps %}</w:t>
       </w:r>
     </w:p>
     <w:p>
@@ -557,7 +573,23 @@
           <w:sz w:val="24"/>
           <w:szCs w:val="24"/>
         </w:rPr>
-        <w:t>{%p endfor %}</w:t>
+        <w:t>{%</w:t>
+      </w:r>
+      <w:r>
+        <w:rPr>
+          <w:rFonts w:ascii="SimSun" w:eastAsia="SimSun" w:hAnsi="SimSun" w:cs="SimSun"/>
+          <w:sz w:val="24"/>
+          <w:szCs w:val="24"/>
+        </w:rPr>
+        <w:t xml:space="preserve"> </w:t>
+      </w:r>
+      <w:r>
+        <w:rPr>
+          <w:rFonts w:ascii="SimSun" w:eastAsia="SimSun" w:hAnsi="SimSun" w:cs="SimSun"/>
+          <w:sz w:val="24"/>
+          <w:szCs w:val="24"/>
+        </w:rPr>
+        <w:t>p endfor %}</w:t>
       </w:r>
     </w:p>
     <w:p>
@@ -772,7 +804,25 @@
                 <w:sz w:val="24"/>
                 <w:szCs w:val="24"/>
               </w:rPr>
-              <w:t>{%tr for item in bom_items %}{{ item.stt }}</w:t>
+              <w:t>{%</w:t>
+            </w:r>
+            <w:r>
+              <w:rPr>
+                <w:rFonts w:ascii="Arial" w:hAnsi="Arial" w:cs="Arial"/>
+                <w:bCs/>
+                <w:sz w:val="24"/>
+                <w:szCs w:val="24"/>
+              </w:rPr>
+              <w:t xml:space="preserve"> </w:t>
+            </w:r>
+            <w:r>
+              <w:rPr>
+                <w:rFonts w:ascii="Arial" w:hAnsi="Arial" w:cs="Arial"/>
+                <w:bCs/>
+                <w:sz w:val="24"/>
+                <w:szCs w:val="24"/>
+              </w:rPr>
+              <w:t>tr for item in bom_items %}{{ item.stt }}</w:t>
             </w:r>
           </w:p>
         </w:tc>
@@ -874,7 +924,25 @@
                 <w:sz w:val="24"/>
                 <w:szCs w:val="24"/>
               </w:rPr>
-              <w:t>{{ item.qty }}{%tr endfor %}</w:t>
+              <w:t>{{ item.qty }}{%</w:t>
+            </w:r>
+            <w:r>
+              <w:rPr>
+                <w:rFonts w:ascii="Arial" w:hAnsi="Arial" w:cs="Arial"/>
+                <w:bCs/>
+                <w:sz w:val="24"/>
+                <w:szCs w:val="24"/>
+              </w:rPr>
+              <w:t xml:space="preserve"> </w:t>
+            </w:r>
+            <w:r>
+              <w:rPr>
+                <w:rFonts w:ascii="Arial" w:hAnsi="Arial" w:cs="Arial"/>
+                <w:bCs/>
+                <w:sz w:val="24"/>
+                <w:szCs w:val="24"/>
+              </w:rPr>
+              <w:t>tr endfor %}</w:t>
             </w:r>
           </w:p>
         </w:tc>
@@ -1557,6 +1625,7 @@
   <w:style w:type="character" w:default="1" w:styleId="DefaultParagraphFont">
     <w:name w:val="Default Paragraph Font"/>
     <w:uiPriority w:val="1"/>
+    <w:semiHidden/>
     <w:unhideWhenUsed/>
   </w:style>
   <w:style w:type="table" w:default="1" w:styleId="TableNormal">
